--- a/Can a Second Order Markov Chain Model trained on Bach Chorales produce harmonically convincing music (LUSoM IP).docx
+++ b/Can a Second Order Markov Chain Model trained on Bach Chorales produce harmonically convincing music (LUSoM IP).docx
@@ -7,7 +7,15 @@
         <w:pStyle w:val="Title"/>
       </w:pPr>
       <w:r>
-        <w:t>Can a Markov Chain Model trained on Bach Chorales compose harmonically convincing music?</w:t>
+        <w:t xml:space="preserve">Can a Markov Chain Model </w:t>
+      </w:r>
+      <w:proofErr w:type="gramStart"/>
+      <w:r>
+        <w:t>trained</w:t>
+      </w:r>
+      <w:proofErr w:type="gramEnd"/>
+      <w:r>
+        <w:t xml:space="preserve"> on Bach Chorales compose harmonically convincing music?</w:t>
       </w:r>
     </w:p>
     <w:p/>
@@ -101,6 +109,7 @@
         <w:t xml:space="preserve">green. </w:t>
       </w:r>
       <w:proofErr w:type="spellStart"/>
+      <w:proofErr w:type="gramStart"/>
       <w:r>
         <w:t>i.e</w:t>
       </w:r>
@@ -108,7 +117,9 @@
       <w:r>
         <w:t xml:space="preserve"> </w:t>
       </w:r>
-      <w:proofErr w:type="spellStart"/>
+      <w:r>
+        <w:t xml:space="preserve"> </w:t>
+      </w:r>
       <w:r>
         <w:rPr>
           <w:b/>
@@ -117,7 +128,7 @@
         </w:rPr>
         <w:t>exampleCode</w:t>
       </w:r>
-      <w:proofErr w:type="spellEnd"/>
+      <w:proofErr w:type="gramEnd"/>
       <w:r>
         <w:rPr>
           <w:b/>
@@ -185,7 +196,6 @@
         </w:sdtPr>
         <w:sdtEndPr>
           <w:rPr>
-            <w:color w:val="0F4761" w:themeColor="accent1" w:themeShade="BF"/>
             <w:sz w:val="22"/>
             <w:szCs w:val="22"/>
           </w:rPr>
@@ -408,7 +418,13 @@
         <w:t>Before I try to create the model, I would like to first go over some expectations that I have regarding the results it may put out.</w:t>
       </w:r>
       <w:r>
-        <w:t xml:space="preserve"> Primarily, I suspect that the model will most likely be able to compose a piece with harmonically convincing chord progressions but it may lack a long-term sense of structure due to the nature of MCMs – it does not account for structure of music as it only composes based off of note/chord patterns. I imagine that the compositions will sound convincing for short phrases or individual measures but beyond that it will start to lose accuracy, potentially falling into loops or drift aimlessly</w:t>
+        <w:t xml:space="preserve"> Primarily, I suspect that the model will most likely be able to compose a piece with harmonically convincing chord progressions but it may lack a long-term sense of structure due to the nature of MCMs – it does not account for structure of music as it only composes based off of note/chord patterns. I imagine that the compositions will sound convincing for short phrases or individual measures but beyond that it will start to lose accuracy, potentially falling into loops or drift</w:t>
+      </w:r>
+      <w:r>
+        <w:t>ing</w:t>
+      </w:r>
+      <w:r>
+        <w:t xml:space="preserve"> aimlessly</w:t>
       </w:r>
     </w:p>
     <w:p>
@@ -905,10 +921,7 @@
         <w:t xml:space="preserve"> main function is to take the chorales loaded from Program.cs and use it to fill up the transition frequency table. It takes in the parameter corpus, which is an enumerable collection</w:t>
       </w:r>
       <w:r>
-        <w:t xml:space="preserve"> </w:t>
-      </w:r>
-      <w:r>
-        <w:t>(this is a loosely defined collection which the program needs no additional data about)</w:t>
+        <w:t xml:space="preserve"> (this is a loosely defined collection which the program needs no additional data about)</w:t>
       </w:r>
       <w:r>
         <w:t xml:space="preserve"> of sequences</w:t>
@@ -1123,7 +1136,62 @@
       </w:r>
     </w:p>
     <w:p/>
+    <w:p>
+      <w:r>
+        <w:t>TBA</w:t>
+      </w:r>
+    </w:p>
     <w:p/>
+    <w:p/>
+    <w:p>
+      <w:pPr>
+        <w:pStyle w:val="Heading1"/>
+      </w:pPr>
+      <w:r>
+        <w:lastRenderedPageBreak/>
+        <w:t>Results and my analysis of them</w:t>
+      </w:r>
+    </w:p>
+    <w:p>
+      <w:pPr>
+        <w:pStyle w:val="Heading2"/>
+      </w:pPr>
+      <w:r>
+        <w:t>General Findings</w:t>
+      </w:r>
+    </w:p>
+    <w:p>
+      <w:r>
+        <w:t xml:space="preserve">On the whole, my results mostly match my initial expectations. The model can absolutely produce convincing results in almost all cases, but they perhaps lack the typical depth or inertia of the training chorales. In a lot of outputs, the product was lacking in some general sense of movement and purpose, and occasionally fell into the trap of simply repeating the same progression. I would argue that on the whole the output music sounds somewhat similar to the training data of Bach, but again does not have the depth of human produced music. </w:t>
+      </w:r>
+    </w:p>
+    <w:p>
+      <w:r>
+        <w:t>Due to the nature of 2</w:t>
+      </w:r>
+      <w:r>
+        <w:rPr>
+          <w:vertAlign w:val="superscript"/>
+        </w:rPr>
+        <w:t>nd</w:t>
+      </w:r>
+      <w:r>
+        <w:t xml:space="preserve"> Order Markov Chain Models, I had expected that on some occasions the model would simply find a few progressions it liked and no matter the starting seed it would end up falling into one of these branches and sticking with it – generally this didn’t happen due to some prerequisites I added to the generation portion of my code, but this mostly led to any repetition being longer and more complex patterns, which would often only be visible after listening to multiple of the output music.</w:t>
+      </w:r>
+      <w:r>
+        <w:t xml:space="preserve"> </w:t>
+      </w:r>
+    </w:p>
+    <w:p>
+      <w:r>
+        <w:t>Similarly, I predicted that the output would lack structure and purpose, and I would say that this is probably the biggest shortcoming of the model – while in the original chorales any structure or chords were written intentionally to fit the song and flow into different distinct sections, the model generates progression purely based off of training data so it does not consider anything other than the notes themselves, leading to a perhaps more shallow output sound.</w:t>
+      </w:r>
+    </w:p>
+    <w:p>
+      <w:r>
+        <w:t>Overall, most individual progressions stay harmonic and in key, I suspect this is due to my selection of the training data as Bach’s chorales follow strict functional harmony rules, ergo given I trained the model purely on music that follows these rules it wasn’t really an option for the model to go out of key.</w:t>
+      </w:r>
+    </w:p>
     <w:p/>
     <w:sdt>
       <w:sdtPr>
@@ -1237,6 +1305,7 @@
                 <w:rPr>
                   <w:noProof/>
                 </w:rPr>
+                <w:lastRenderedPageBreak/>
                 <w:t xml:space="preserve">Geng, M., Mohamed, A., Shang, G., Vazirgiannis, M., &amp; Poibeau, T. (2026, March 11). </w:t>
               </w:r>
               <w:r>
